--- a/ket-qua-thncd/M165. Phieu thong tin nguoi chap hanh xong hinh phat tu.docx
+++ b/ket-qua-thncd/M165. Phieu thong tin nguoi chap hanh xong hinh phat tu.docx
@@ -29,7 +29,14 @@
               <w:rPr>
                 <w:sz w:val="26"/>
               </w:rPr>
-              <w:t xml:space="preserve">CÔNG AN THÀNH PHỐ ĐỒNG NAI</w:t>
+              <w:t xml:space="preserve">CÔNG AN</w:t>
+            </w:r>
+            <w:r>
+              <w:rPr>
+                <w:sz w:val="26"/>
+                <w:szCs w:val="26"/>
+              </w:rPr>
+              <w:t xml:space="preserve"> THÀNH PHỐ ĐỒNG NAI</w:t>
             </w:r>
             <w:r>
               <w:rPr>
@@ -72,7 +79,15 @@
                 <w:sz w:val="26"/>
                 <w:szCs w:val="26"/>
               </w:rPr>
-              <w:t>CÔNG AN PHƯỜNG HÀNG GÒN</w:t>
+              <w:t>CÔNG AN</w:t>
+            </w:r>
+            <w:r>
+              <w:rPr>
+                <w:b/>
+                <w:sz w:val="26"/>
+                <w:szCs w:val="26"/>
+              </w:rPr>
+              <w:t xml:space="preserve"> PHƯỜNG HÀNG GÒN</w:t>
             </w:r>
             <w:r>
               <w:rPr>
@@ -572,8 +587,8 @@
       </w:r>
       <w:r>
         <w:rPr>
-          <w:sz w:val="20"/>
-          <w:szCs w:val="20"/>
+          <w:sz w:val="28"/>
+          <w:szCs w:val="28"/>
           <w:highlight w:val="yellow"/>
         </w:rPr>
         <w:t xml:space="preserve"> {HOTEN}</w:t>
@@ -639,8 +654,8 @@
       </w:r>
       <w:r>
         <w:rPr>
-          <w:sz w:val="18"/>
-          <w:szCs w:val="26"/>
+          <w:sz w:val="28"/>
+          <w:szCs w:val="28"/>
           <w:highlight w:val="yellow"/>
         </w:rPr>
         <w:t xml:space="preserve"> {TENKHAC}</w:t>
@@ -706,8 +721,8 @@
       </w:r>
       <w:r>
         <w:rPr>
-          <w:sz w:val="26"/>
-          <w:szCs w:val="26"/>
+          <w:sz w:val="28"/>
+          <w:szCs w:val="28"/>
           <w:highlight w:val="yellow"/>
         </w:rPr>
         <w:t xml:space="preserve"> {GIOITINH}</w:t>
@@ -784,8 +799,8 @@
       </w:r>
       <w:r>
         <w:rPr>
-          <w:sz w:val="26"/>
-          <w:szCs w:val="26"/>
+          <w:sz w:val="28"/>
+          <w:szCs w:val="28"/>
           <w:highlight w:val="yellow"/>
         </w:rPr>
         <w:t xml:space="preserve"> {NGAYSINH}/{THANGSINH}/{NAMSINH}</w:t>
@@ -839,8 +854,8 @@
       </w:r>
       <w:r>
         <w:rPr>
-          <w:sz w:val="26"/>
-          <w:szCs w:val="26"/>
+          <w:sz w:val="28"/>
+          <w:szCs w:val="28"/>
           <w:highlight w:val="yellow"/>
         </w:rPr>
         <w:t xml:space="preserve"> {CCCD}</w:t>
@@ -892,8 +907,8 @@
       </w:r>
       <w:r>
         <w:rPr>
-          <w:sz w:val="26"/>
-          <w:szCs w:val="26"/>
+          <w:sz w:val="28"/>
+          <w:szCs w:val="28"/>
           <w:highlight w:val="yellow"/>
         </w:rPr>
         <w:t xml:space="preserve"> {NGAYCAP}/{THANGCAP}/{NAMCAP}</w:t>
@@ -949,8 +964,8 @@
       </w:r>
       <w:r>
         <w:rPr>
-          <w:sz w:val="20"/>
-          <w:szCs w:val="20"/>
+          <w:sz w:val="28"/>
+          <w:szCs w:val="28"/>
           <w:highlight w:val="yellow"/>
         </w:rPr>
         <w:t xml:space="preserve"> {NOICAP}</w:t>
@@ -1033,8 +1048,8 @@
       </w:r>
       <w:r>
         <w:rPr>
-          <w:sz w:val="26"/>
-          <w:szCs w:val="26"/>
+          <w:sz w:val="28"/>
+          <w:szCs w:val="28"/>
           <w:highlight w:val="yellow"/>
         </w:rPr>
         <w:t xml:space="preserve"> {QUEQUAN}</w:t>
@@ -1121,8 +1136,8 @@
       </w:r>
       <w:r>
         <w:rPr>
-          <w:sz w:val="26"/>
-          <w:szCs w:val="26"/>
+          <w:sz w:val="28"/>
+          <w:szCs w:val="28"/>
           <w:highlight w:val="yellow"/>
         </w:rPr>
         <w:t xml:space="preserve"> {NOITHTRU}</w:t>
@@ -1188,8 +1203,8 @@
       </w:r>
       <w:r>
         <w:rPr>
-          <w:sz w:val="26"/>
-          <w:szCs w:val="26"/>
+          <w:sz w:val="28"/>
+          <w:szCs w:val="28"/>
           <w:highlight w:val="yellow"/>
         </w:rPr>
         <w:t xml:space="preserve"> {NOIOHIENTAI}</w:t>
@@ -1269,8 +1284,8 @@
       </w:r>
       <w:r>
         <w:rPr>
-          <w:sz w:val="26"/>
-          <w:szCs w:val="26"/>
+          <w:sz w:val="28"/>
+          <w:szCs w:val="28"/>
           <w:highlight w:val="yellow"/>
         </w:rPr>
         <w:t xml:space="preserve"> {DANTOC}</w:t>
@@ -1312,8 +1327,8 @@
       </w:r>
       <w:r>
         <w:rPr>
-          <w:sz w:val="26"/>
-          <w:szCs w:val="26"/>
+          <w:sz w:val="28"/>
+          <w:szCs w:val="28"/>
           <w:highlight w:val="yellow"/>
         </w:rPr>
         <w:t xml:space="preserve"> {TONGIAO}</w:t>
@@ -1355,8 +1370,8 @@
       </w:r>
       <w:r>
         <w:rPr>
-          <w:sz w:val="26"/>
-          <w:szCs w:val="26"/>
+          <w:sz w:val="28"/>
+          <w:szCs w:val="28"/>
           <w:highlight w:val="yellow"/>
         </w:rPr>
         <w:t xml:space="preserve"> {TRINHDO}</w:t>
@@ -1553,8 +1568,8 @@
       </w:r>
       <w:r>
         <w:rPr>
-          <w:sz w:val="26"/>
-          <w:szCs w:val="26"/>
+          <w:sz w:val="28"/>
+          <w:szCs w:val="28"/>
           <w:highlight w:val="yellow"/>
         </w:rPr>
         <w:t xml:space="preserve"> {TENCHA}</w:t>
@@ -1648,8 +1663,8 @@
       </w:r>
       <w:r>
         <w:rPr>
-          <w:sz w:val="26"/>
-          <w:szCs w:val="26"/>
+          <w:sz w:val="28"/>
+          <w:szCs w:val="28"/>
           <w:highlight w:val="yellow"/>
         </w:rPr>
         <w:t xml:space="preserve"> {TENME}</w:t>
@@ -2091,8 +2106,8 @@
         <w:rPr>
           <w:bCs/>
           <w:color w:val="000000"/>
-          <w:sz w:val="20"/>
-          <w:szCs w:val="20"/>
+          <w:sz w:val="28"/>
+          <w:szCs w:val="28"/>
           <w:highlight w:val="yellow"/>
         </w:rPr>
         <w:t xml:space="preserve"> {NGAYCHXAPT}/{THANGCHXAPT}/{NAMCHXAPT}</w:t>
@@ -2212,8 +2227,8 @@
         <w:rPr>
           <w:bCs/>
           <w:color w:val="000000"/>
-          <w:sz w:val="20"/>
-          <w:szCs w:val="20"/>
+          <w:sz w:val="28"/>
+          <w:szCs w:val="28"/>
           <w:highlight w:val="yellow"/>
         </w:rPr>
         <w:t xml:space="preserve">{SOCHUNGNHAN}</w:t>
@@ -2256,6 +2271,7 @@
         <w:rPr>
           <w:bCs/>
           <w:color w:val="000000"/>
+          <w:sz w:val="28"/>
           <w:szCs w:val="28"/>
           <w:highlight w:val="yellow"/>
         </w:rPr>
@@ -2333,8 +2349,8 @@
         <w:rPr>
           <w:bCs/>
           <w:color w:val="000000"/>
-          <w:sz w:val="26"/>
-          <w:szCs w:val="26"/>
+          <w:sz w:val="28"/>
+          <w:szCs w:val="28"/>
           <w:highlight w:val="yellow"/>
         </w:rPr>
         <w:t xml:space="preserve"> {NOICAPGIAY}</w:t>
@@ -2409,7 +2425,8 @@
       </w:r>
       <w:r>
         <w:rPr>
-          <w:sz w:val="26"/>
+          <w:sz w:val="28"/>
+          <w:szCs w:val="28"/>
           <w:highlight w:val="yellow"/>
         </w:rPr>
         <w:t xml:space="preserve"> {NGHIAVUDANSU}</w:t>
@@ -2755,8 +2772,8 @@
       </w:r>
       <w:r>
         <w:rPr>
-          <w:sz w:val="26"/>
-          <w:szCs w:val="26"/>
+          <w:sz w:val="28"/>
+          <w:szCs w:val="28"/>
           <w:highlight w:val="yellow"/>
         </w:rPr>
         <w:t xml:space="preserve"> {NGHENGHIEP}</w:t>
@@ -3845,8 +3862,8 @@
       </w:r>
       <w:r>
         <w:rPr>
-          <w:sz w:val="26"/>
-          <w:szCs w:val="26"/>
+          <w:sz w:val="28"/>
+          <w:szCs w:val="28"/>
           <w:highlight w:val="yellow"/>
         </w:rPr>
         <w:t xml:space="preserve"> {NOICAP}</w:t>
@@ -4111,7 +4128,22 @@
                 <w:i/>
                 <w:sz w:val="26"/>
               </w:rPr>
-              <w:t>Hàng Gòn, ngày….tháng ….. năm……</w:t>
+              <w:t xml:space="preserve"/>
+            </w:r>
+            <w:r>
+              <w:rPr>
+                <w:i/>
+                <w:sz w:val="28"/>
+                <w:szCs w:val="28"/>
+              </w:rPr>
+              <w:t xml:space="preserve">Hàng Gòn</w:t>
+            </w:r>
+            <w:r>
+              <w:rPr>
+                <w:i/>
+                <w:sz w:val="26"/>
+              </w:rPr>
+              <w:t xml:space="preserve">, ngày….tháng ….. năm……</w:t>
             </w:r>
             <w:r>
               <w:rPr>

--- a/ket-qua-thncd/M165. Phieu thong tin nguoi chap hanh xong hinh phat tu.docx
+++ b/ket-qua-thncd/M165. Phieu thong tin nguoi chap hanh xong hinh phat tu.docx
@@ -27,12 +27,16 @@
             </w:pPr>
             <w:r>
               <w:rPr>
+                <w:b w:val="0"/>
+                <w:bCs w:val="0"/>
                 <w:sz w:val="26"/>
               </w:rPr>
               <w:t xml:space="preserve">CÔNG AN</w:t>
             </w:r>
             <w:r>
               <w:rPr>
+                <w:b w:val="0"/>
+                <w:bCs w:val="0"/>
                 <w:sz w:val="26"/>
                 <w:szCs w:val="26"/>
               </w:rPr>
@@ -40,24 +44,32 @@
             </w:r>
             <w:r>
               <w:rPr>
+                <w:b w:val="0"/>
+                <w:bCs w:val="0"/>
                 <w:sz w:val="26"/>
               </w:rPr>
               <w:t xml:space="preserve"/>
             </w:r>
             <w:r>
               <w:rPr>
+                <w:b w:val="0"/>
+                <w:bCs w:val="0"/>
                 <w:sz w:val="26"/>
               </w:rPr>
               <w:t xml:space="preserve"/>
             </w:r>
             <w:r>
               <w:rPr>
+                <w:b w:val="0"/>
+                <w:bCs w:val="0"/>
                 <w:sz w:val="26"/>
               </w:rPr>
               <w:t xml:space="preserve"/>
             </w:r>
             <w:r>
               <w:rPr>
+                <w:b w:val="0"/>
+                <w:bCs w:val="0"/>
                 <w:sz w:val="26"/>
               </w:rPr>
               <w:t xml:space="preserve"/>
@@ -76,6 +88,7 @@
             <w:r>
               <w:rPr>
                 <w:b/>
+                <w:bCs/>
                 <w:sz w:val="26"/>
                 <w:szCs w:val="26"/>
               </w:rPr>
@@ -84,6 +97,7 @@
             <w:r>
               <w:rPr>
                 <w:b/>
+                <w:bCs/>
                 <w:sz w:val="26"/>
                 <w:szCs w:val="26"/>
               </w:rPr>
